--- a/From_Zero_to_GenLayer_Tutorial.docx
+++ b/From_Zero_to_GenLayer_Tutorial.docx
@@ -256,6 +256,1540 @@
       </w:pPr>
       <w:r>
         <w:t xml:space="preserve"/>
+      </w:r>
+    </w:p>
+    <w:p>
+      <w:r>
+        <w:br w:type="page"/>
+      </w:r>
+    </w:p>
+    <w:p>
+      <w:pPr>
+        <w:spacing w:after="100" w:before="200"/>
+      </w:pPr>
+      <w:r>
+        <w:rPr>
+          <w:rFonts w:ascii="Arial" w:cs="Arial" w:eastAsia="Arial" w:hAnsi="Arial"/>
+          <w:b/>
+          <w:bCs/>
+          <w:color w:val="1A56DB"/>
+          <w:sz w:val="40"/>
+          <w:szCs w:val="40"/>
+        </w:rPr>
+        <w:t xml:space="preserve">READ ME FIRST</w:t>
+      </w:r>
+    </w:p>
+    <w:p>
+      <w:pPr>
+        <w:pBdr>
+          <w:bottom w:val="single" w:color="1A56DB" w:sz="6"/>
+        </w:pBdr>
+        <w:spacing w:after="200" w:before="0"/>
+      </w:pPr>
+      <w:r>
+        <w:t xml:space="preserve"/>
+      </w:r>
+    </w:p>
+    <w:p>
+      <w:pPr>
+        <w:spacing w:after="0" w:before="80"/>
+      </w:pPr>
+      <w:r>
+        <w:t xml:space="preserve"/>
+      </w:r>
+    </w:p>
+    <w:p>
+      <w:pPr>
+        <w:pStyle w:val="Heading2"/>
+        <w:spacing w:after="150" w:before="300"/>
+      </w:pPr>
+      <w:r>
+        <w:rPr>
+          <w:rFonts w:ascii="Arial" w:cs="Arial" w:eastAsia="Arial" w:hAnsi="Arial"/>
+          <w:b/>
+          <w:bCs/>
+          <w:color w:val="1A56DB"/>
+          <w:sz w:val="28"/>
+          <w:szCs w:val="28"/>
+        </w:rPr>
+        <w:t xml:space="preserve">Who This Tutorial Is For</w:t>
+      </w:r>
+    </w:p>
+    <w:p>
+      <w:pPr>
+        <w:spacing w:after="120" w:before="80"/>
+      </w:pPr>
+      <w:r>
+        <w:rPr>
+          <w:rFonts w:ascii="Arial" w:cs="Arial" w:eastAsia="Arial" w:hAnsi="Arial"/>
+          <w:color w:val="1E293B"/>
+          <w:sz w:val="22"/>
+          <w:szCs w:val="22"/>
+        </w:rPr>
+        <w:t xml:space="preserve">This guide is written for complete beginners. You do not need to have any prior experience with blockchain, smart contracts, or even programming. If you know how to copy and paste text into a browser, you can follow this tutorial.</w:t>
+      </w:r>
+    </w:p>
+    <w:p>
+      <w:pPr>
+        <w:spacing w:after="0" w:before="120"/>
+      </w:pPr>
+      <w:r>
+        <w:t xml:space="preserve"/>
+      </w:r>
+    </w:p>
+    <w:p>
+      <w:pPr>
+        <w:pStyle w:val="Heading2"/>
+        <w:spacing w:after="150" w:before="300"/>
+      </w:pPr>
+      <w:r>
+        <w:rPr>
+          <w:rFonts w:ascii="Arial" w:cs="Arial" w:eastAsia="Arial" w:hAnsi="Arial"/>
+          <w:b/>
+          <w:bCs/>
+          <w:color w:val="1A56DB"/>
+          <w:sz w:val="28"/>
+          <w:szCs w:val="28"/>
+        </w:rPr>
+        <w:t xml:space="preserve">What You Will Need</w:t>
+      </w:r>
+    </w:p>
+    <w:p>
+      <w:pPr>
+        <w:pStyle w:val="ListParagraph"/>
+        <w:numPr>
+          <w:ilvl w:val="0"/>
+          <w:numId w:val="2"/>
+        </w:numPr>
+        <w:spacing w:after="60" w:before="60"/>
+      </w:pPr>
+      <w:r>
+        <w:rPr>
+          <w:rFonts w:ascii="Arial" w:cs="Arial" w:eastAsia="Arial" w:hAnsi="Arial"/>
+          <w:color w:val="1E293B"/>
+          <w:sz w:val="22"/>
+          <w:szCs w:val="22"/>
+        </w:rPr>
+        <w:t xml:space="preserve">A computer with a modern web browser (Chrome or Firefox recommended)</w:t>
+      </w:r>
+    </w:p>
+    <w:p>
+      <w:pPr>
+        <w:pStyle w:val="ListParagraph"/>
+        <w:numPr>
+          <w:ilvl w:val="0"/>
+          <w:numId w:val="2"/>
+        </w:numPr>
+        <w:spacing w:after="60" w:before="60"/>
+      </w:pPr>
+      <w:r>
+        <w:rPr>
+          <w:rFonts w:ascii="Arial" w:cs="Arial" w:eastAsia="Arial" w:hAnsi="Arial"/>
+          <w:color w:val="1E293B"/>
+          <w:sz w:val="22"/>
+          <w:szCs w:val="22"/>
+        </w:rPr>
+        <w:t xml:space="preserve">A MetaMask wallet — free at metamask.io</w:t>
+      </w:r>
+    </w:p>
+    <w:p>
+      <w:pPr>
+        <w:pStyle w:val="ListParagraph"/>
+        <w:numPr>
+          <w:ilvl w:val="0"/>
+          <w:numId w:val="2"/>
+        </w:numPr>
+        <w:spacing w:after="60" w:before="60"/>
+      </w:pPr>
+      <w:r>
+        <w:rPr>
+          <w:rFonts w:ascii="Arial" w:cs="Arial" w:eastAsia="Arial" w:hAnsi="Arial"/>
+          <w:color w:val="1E293B"/>
+          <w:sz w:val="22"/>
+          <w:szCs w:val="22"/>
+        </w:rPr>
+        <w:t xml:space="preserve">An internet connection</w:t>
+      </w:r>
+    </w:p>
+    <w:p>
+      <w:pPr>
+        <w:pStyle w:val="ListParagraph"/>
+        <w:numPr>
+          <w:ilvl w:val="0"/>
+          <w:numId w:val="2"/>
+        </w:numPr>
+        <w:spacing w:after="60" w:before="60"/>
+      </w:pPr>
+      <w:r>
+        <w:rPr>
+          <w:rFonts w:ascii="Arial" w:cs="Arial" w:eastAsia="Arial" w:hAnsi="Arial"/>
+          <w:color w:val="1E293B"/>
+          <w:sz w:val="22"/>
+          <w:szCs w:val="22"/>
+        </w:rPr>
+        <w:t xml:space="preserve">About 20-30 minutes of your time</w:t>
+      </w:r>
+    </w:p>
+    <w:p>
+      <w:pPr>
+        <w:spacing w:after="0" w:before="80"/>
+      </w:pPr>
+      <w:r>
+        <w:t xml:space="preserve"/>
+      </w:r>
+    </w:p>
+    <w:tbl>
+      <w:tblPr>
+        <w:tblW w:type="dxa" w:w="9360"/>
+        <w:tblBorders>
+          <w:top w:val="single" w:color="auto" w:sz="4"/>
+          <w:left w:val="single" w:color="auto" w:sz="4"/>
+          <w:bottom w:val="single" w:color="auto" w:sz="4"/>
+          <w:right w:val="single" w:color="auto" w:sz="4"/>
+          <w:insideH w:val="single" w:color="auto" w:sz="4"/>
+          <w:insideV w:val="single" w:color="auto" w:sz="4"/>
+        </w:tblBorders>
+      </w:tblPr>
+      <w:tblGrid>
+        <w:gridCol w:w="9360"/>
+      </w:tblGrid>
+      <w:tr>
+        <w:tc>
+          <w:tcPr>
+            <w:tcW w:type="dxa" w:w="9360"/>
+            <w:tcBorders>
+              <w:top w:val="single" w:color="CBD5E1" w:sz="1"/>
+              <w:left w:val="single" w:color="CBD5E1" w:sz="1"/>
+              <w:bottom w:val="single" w:color="CBD5E1" w:sz="1"/>
+              <w:right w:val="single" w:color="CBD5E1" w:sz="1"/>
+            </w:tcBorders>
+            <w:shd w:fill="DCFCE7" w:val="clear"/>
+            <w:tcMar>
+              <w:top w:type="dxa" w:w="120"/>
+              <w:left w:type="dxa" w:w="200"/>
+              <w:bottom w:type="dxa" w:w="120"/>
+              <w:right w:type="dxa" w:w="200"/>
+            </w:tcMar>
+          </w:tcPr>
+          <w:p>
+            <w:pPr>
+              <w:spacing w:after="80" w:before="60"/>
+            </w:pPr>
+            <w:r>
+              <w:rPr>
+                <w:rFonts w:ascii="Arial" w:cs="Arial" w:eastAsia="Arial" w:hAnsi="Arial"/>
+                <w:b/>
+                <w:bCs/>
+                <w:color w:val="16A34A"/>
+                <w:sz w:val="22"/>
+                <w:szCs w:val="22"/>
+              </w:rPr>
+              <w:t xml:space="preserve">No coding experience required</w:t>
+            </w:r>
+          </w:p>
+          <w:p>
+            <w:pPr>
+              <w:spacing w:after="40" w:before="40"/>
+            </w:pPr>
+            <w:r>
+              <w:rPr>
+                <w:rFonts w:ascii="Arial" w:cs="Arial" w:eastAsia="Arial" w:hAnsi="Arial"/>
+                <w:color w:val="1E293B"/>
+                <w:sz w:val="20"/>
+                <w:szCs w:val="20"/>
+              </w:rPr>
+              <w:t xml:space="preserve">All contract code in this tutorial is provided for you to copy and paste.</w:t>
+            </w:r>
+          </w:p>
+          <w:p>
+            <w:pPr>
+              <w:spacing w:after="40" w:before="40"/>
+            </w:pPr>
+            <w:r>
+              <w:rPr>
+                <w:rFonts w:ascii="Arial" w:cs="Arial" w:eastAsia="Arial" w:hAnsi="Arial"/>
+                <w:color w:val="1E293B"/>
+                <w:sz w:val="20"/>
+                <w:szCs w:val="20"/>
+              </w:rPr>
+              <w:t xml:space="preserve">Every line is explained in plain English so you understand what it does.</w:t>
+            </w:r>
+          </w:p>
+          <w:p>
+            <w:pPr>
+              <w:spacing w:after="40" w:before="40"/>
+            </w:pPr>
+            <w:r>
+              <w:rPr>
+                <w:rFonts w:ascii="Arial" w:cs="Arial" w:eastAsia="Arial" w:hAnsi="Arial"/>
+                <w:color w:val="1E293B"/>
+                <w:sz w:val="20"/>
+                <w:szCs w:val="20"/>
+              </w:rPr>
+              <w:t xml:space="preserve">You will not need to write any code from scratch.</w:t>
+            </w:r>
+          </w:p>
+        </w:tc>
+      </w:tr>
+    </w:tbl>
+    <w:p>
+      <w:pPr>
+        <w:spacing w:after="0" w:before="120"/>
+      </w:pPr>
+      <w:r>
+        <w:t xml:space="preserve"/>
+      </w:r>
+    </w:p>
+    <w:p>
+      <w:pPr>
+        <w:pStyle w:val="Heading2"/>
+        <w:spacing w:after="150" w:before="300"/>
+      </w:pPr>
+      <w:r>
+        <w:rPr>
+          <w:rFonts w:ascii="Arial" w:cs="Arial" w:eastAsia="Arial" w:hAnsi="Arial"/>
+          <w:b/>
+          <w:bCs/>
+          <w:color w:val="1A56DB"/>
+          <w:sz w:val="28"/>
+          <w:szCs w:val="28"/>
+        </w:rPr>
+        <w:t xml:space="preserve">How This Tutorial Is Structured</w:t>
+      </w:r>
+    </w:p>
+    <w:tbl>
+      <w:tblPr>
+        <w:tblW w:type="dxa" w:w="9360"/>
+        <w:tblBorders>
+          <w:top w:val="single" w:color="auto" w:sz="4"/>
+          <w:left w:val="single" w:color="auto" w:sz="4"/>
+          <w:bottom w:val="single" w:color="auto" w:sz="4"/>
+          <w:right w:val="single" w:color="auto" w:sz="4"/>
+          <w:insideH w:val="single" w:color="auto" w:sz="4"/>
+          <w:insideV w:val="single" w:color="auto" w:sz="4"/>
+        </w:tblBorders>
+      </w:tblPr>
+      <w:tblGrid>
+        <w:gridCol w:w="3500"/>
+        <w:gridCol w:w="5860"/>
+      </w:tblGrid>
+      <w:tr>
+        <w:tc>
+          <w:tcPr>
+            <w:tcW w:type="dxa" w:w="3500"/>
+            <w:tcBorders>
+              <w:top w:val="single" w:color="CBD5E1" w:sz="1"/>
+              <w:left w:val="single" w:color="CBD5E1" w:sz="1"/>
+              <w:bottom w:val="single" w:color="CBD5E1" w:sz="1"/>
+              <w:right w:val="single" w:color="CBD5E1" w:sz="1"/>
+            </w:tcBorders>
+            <w:shd w:fill="1A56DB" w:val="clear"/>
+            <w:tcMar>
+              <w:top w:type="dxa" w:w="80"/>
+              <w:left w:type="dxa" w:w="120"/>
+              <w:bottom w:type="dxa" w:w="80"/>
+              <w:right w:type="dxa" w:w="120"/>
+            </w:tcMar>
+          </w:tcPr>
+          <w:p>
+            <w:r>
+              <w:rPr>
+                <w:rFonts w:ascii="Arial" w:cs="Arial" w:eastAsia="Arial" w:hAnsi="Arial"/>
+                <w:b/>
+                <w:bCs/>
+                <w:color w:val="FFFFFF"/>
+                <w:sz w:val="20"/>
+                <w:szCs w:val="20"/>
+              </w:rPr>
+              <w:t xml:space="preserve">Section</w:t>
+            </w:r>
+          </w:p>
+        </w:tc>
+        <w:tc>
+          <w:tcPr>
+            <w:tcW w:type="dxa" w:w="5860"/>
+            <w:tcBorders>
+              <w:top w:val="single" w:color="CBD5E1" w:sz="1"/>
+              <w:left w:val="single" w:color="CBD5E1" w:sz="1"/>
+              <w:bottom w:val="single" w:color="CBD5E1" w:sz="1"/>
+              <w:right w:val="single" w:color="CBD5E1" w:sz="1"/>
+            </w:tcBorders>
+            <w:shd w:fill="1A56DB" w:val="clear"/>
+            <w:tcMar>
+              <w:top w:type="dxa" w:w="80"/>
+              <w:left w:type="dxa" w:w="120"/>
+              <w:bottom w:type="dxa" w:w="80"/>
+              <w:right w:type="dxa" w:w="120"/>
+            </w:tcMar>
+          </w:tcPr>
+          <w:p>
+            <w:r>
+              <w:rPr>
+                <w:rFonts w:ascii="Arial" w:cs="Arial" w:eastAsia="Arial" w:hAnsi="Arial"/>
+                <w:b/>
+                <w:bCs/>
+                <w:color w:val="FFFFFF"/>
+                <w:sz w:val="20"/>
+                <w:szCs w:val="20"/>
+              </w:rPr>
+              <w:t xml:space="preserve">What you will do</w:t>
+            </w:r>
+          </w:p>
+        </w:tc>
+      </w:tr>
+      <w:tr>
+        <w:tc>
+          <w:tcPr>
+            <w:tcW w:type="dxa" w:w="3500"/>
+            <w:tcBorders>
+              <w:top w:val="single" w:color="CBD5E1" w:sz="1"/>
+              <w:left w:val="single" w:color="CBD5E1" w:sz="1"/>
+              <w:bottom w:val="single" w:color="CBD5E1" w:sz="1"/>
+              <w:right w:val="single" w:color="CBD5E1" w:sz="1"/>
+            </w:tcBorders>
+            <w:shd w:fill="FFFFFF" w:val="clear"/>
+            <w:tcMar>
+              <w:top w:type="dxa" w:w="80"/>
+              <w:left w:type="dxa" w:w="120"/>
+              <w:bottom w:type="dxa" w:w="80"/>
+              <w:right w:type="dxa" w:w="120"/>
+            </w:tcMar>
+          </w:tcPr>
+          <w:p>
+            <w:r>
+              <w:rPr>
+                <w:rFonts w:ascii="Arial" w:cs="Arial" w:eastAsia="Arial" w:hAnsi="Arial"/>
+                <w:b/>
+                <w:bCs/>
+                <w:color w:val="1E293B"/>
+                <w:sz w:val="20"/>
+                <w:szCs w:val="20"/>
+              </w:rPr>
+              <w:t xml:space="preserve">Section 1: What Is GenLayer?</w:t>
+            </w:r>
+          </w:p>
+        </w:tc>
+        <w:tc>
+          <w:tcPr>
+            <w:tcW w:type="dxa" w:w="5860"/>
+            <w:tcBorders>
+              <w:top w:val="single" w:color="CBD5E1" w:sz="1"/>
+              <w:left w:val="single" w:color="CBD5E1" w:sz="1"/>
+              <w:bottom w:val="single" w:color="CBD5E1" w:sz="1"/>
+              <w:right w:val="single" w:color="CBD5E1" w:sz="1"/>
+            </w:tcBorders>
+            <w:shd w:fill="FFFFFF" w:val="clear"/>
+            <w:tcMar>
+              <w:top w:type="dxa" w:w="80"/>
+              <w:left w:type="dxa" w:w="120"/>
+              <w:bottom w:type="dxa" w:w="80"/>
+              <w:right w:type="dxa" w:w="120"/>
+            </w:tcMar>
+          </w:tcPr>
+          <w:p>
+            <w:r>
+              <w:rPr>
+                <w:rFonts w:ascii="Arial" w:cs="Arial" w:eastAsia="Arial" w:hAnsi="Arial"/>
+                <w:color w:val="1E293B"/>
+                <w:sz w:val="20"/>
+                <w:szCs w:val="20"/>
+              </w:rPr>
+              <w:t xml:space="preserve">Understand the big picture in plain English</w:t>
+            </w:r>
+          </w:p>
+        </w:tc>
+      </w:tr>
+      <w:tr>
+        <w:tc>
+          <w:tcPr>
+            <w:tcW w:type="dxa" w:w="3500"/>
+            <w:tcBorders>
+              <w:top w:val="single" w:color="CBD5E1" w:sz="1"/>
+              <w:left w:val="single" w:color="CBD5E1" w:sz="1"/>
+              <w:bottom w:val="single" w:color="CBD5E1" w:sz="1"/>
+              <w:right w:val="single" w:color="CBD5E1" w:sz="1"/>
+            </w:tcBorders>
+            <w:shd w:fill="F8FAFC" w:val="clear"/>
+            <w:tcMar>
+              <w:top w:type="dxa" w:w="80"/>
+              <w:left w:type="dxa" w:w="120"/>
+              <w:bottom w:type="dxa" w:w="80"/>
+              <w:right w:type="dxa" w:w="120"/>
+            </w:tcMar>
+          </w:tcPr>
+          <w:p>
+            <w:r>
+              <w:rPr>
+                <w:rFonts w:ascii="Arial" w:cs="Arial" w:eastAsia="Arial" w:hAnsi="Arial"/>
+                <w:b/>
+                <w:bCs/>
+                <w:color w:val="1E293B"/>
+                <w:sz w:val="20"/>
+                <w:szCs w:val="20"/>
+              </w:rPr>
+              <w:t xml:space="preserve">Section 2: Setting Up</w:t>
+            </w:r>
+          </w:p>
+        </w:tc>
+        <w:tc>
+          <w:tcPr>
+            <w:tcW w:type="dxa" w:w="5860"/>
+            <w:tcBorders>
+              <w:top w:val="single" w:color="CBD5E1" w:sz="1"/>
+              <w:left w:val="single" w:color="CBD5E1" w:sz="1"/>
+              <w:bottom w:val="single" w:color="CBD5E1" w:sz="1"/>
+              <w:right w:val="single" w:color="CBD5E1" w:sz="1"/>
+            </w:tcBorders>
+            <w:shd w:fill="F8FAFC" w:val="clear"/>
+            <w:tcMar>
+              <w:top w:type="dxa" w:w="80"/>
+              <w:left w:type="dxa" w:w="120"/>
+              <w:bottom w:type="dxa" w:w="80"/>
+              <w:right w:type="dxa" w:w="120"/>
+            </w:tcMar>
+          </w:tcPr>
+          <w:p>
+            <w:r>
+              <w:rPr>
+                <w:rFonts w:ascii="Arial" w:cs="Arial" w:eastAsia="Arial" w:hAnsi="Arial"/>
+                <w:color w:val="1E293B"/>
+                <w:sz w:val="20"/>
+                <w:szCs w:val="20"/>
+              </w:rPr>
+              <w:t xml:space="preserve">Open Studio, connect your wallet, get free tokens</w:t>
+            </w:r>
+          </w:p>
+        </w:tc>
+      </w:tr>
+      <w:tr>
+        <w:tc>
+          <w:tcPr>
+            <w:tcW w:type="dxa" w:w="3500"/>
+            <w:tcBorders>
+              <w:top w:val="single" w:color="CBD5E1" w:sz="1"/>
+              <w:left w:val="single" w:color="CBD5E1" w:sz="1"/>
+              <w:bottom w:val="single" w:color="CBD5E1" w:sz="1"/>
+              <w:right w:val="single" w:color="CBD5E1" w:sz="1"/>
+            </w:tcBorders>
+            <w:shd w:fill="FFFFFF" w:val="clear"/>
+            <w:tcMar>
+              <w:top w:type="dxa" w:w="80"/>
+              <w:left w:type="dxa" w:w="120"/>
+              <w:bottom w:type="dxa" w:w="80"/>
+              <w:right w:type="dxa" w:w="120"/>
+            </w:tcMar>
+          </w:tcPr>
+          <w:p>
+            <w:r>
+              <w:rPr>
+                <w:rFonts w:ascii="Arial" w:cs="Arial" w:eastAsia="Arial" w:hAnsi="Arial"/>
+                <w:b/>
+                <w:bCs/>
+                <w:color w:val="1E293B"/>
+                <w:sz w:val="20"/>
+                <w:szCs w:val="20"/>
+              </w:rPr>
+              <w:t xml:space="preserve">Section 3: Your First Contract</w:t>
+            </w:r>
+          </w:p>
+        </w:tc>
+        <w:tc>
+          <w:tcPr>
+            <w:tcW w:type="dxa" w:w="5860"/>
+            <w:tcBorders>
+              <w:top w:val="single" w:color="CBD5E1" w:sz="1"/>
+              <w:left w:val="single" w:color="CBD5E1" w:sz="1"/>
+              <w:bottom w:val="single" w:color="CBD5E1" w:sz="1"/>
+              <w:right w:val="single" w:color="CBD5E1" w:sz="1"/>
+            </w:tcBorders>
+            <w:shd w:fill="FFFFFF" w:val="clear"/>
+            <w:tcMar>
+              <w:top w:type="dxa" w:w="80"/>
+              <w:left w:type="dxa" w:w="120"/>
+              <w:bottom w:type="dxa" w:w="80"/>
+              <w:right w:type="dxa" w:w="120"/>
+            </w:tcMar>
+          </w:tcPr>
+          <w:p>
+            <w:r>
+              <w:rPr>
+                <w:rFonts w:ascii="Arial" w:cs="Arial" w:eastAsia="Arial" w:hAnsi="Arial"/>
+                <w:color w:val="1E293B"/>
+                <w:sz w:val="20"/>
+                <w:szCs w:val="20"/>
+              </w:rPr>
+              <w:t xml:space="preserve">Learn what the AI Sentiment Checker does</w:t>
+            </w:r>
+          </w:p>
+        </w:tc>
+      </w:tr>
+      <w:tr>
+        <w:tc>
+          <w:tcPr>
+            <w:tcW w:type="dxa" w:w="3500"/>
+            <w:tcBorders>
+              <w:top w:val="single" w:color="CBD5E1" w:sz="1"/>
+              <w:left w:val="single" w:color="CBD5E1" w:sz="1"/>
+              <w:bottom w:val="single" w:color="CBD5E1" w:sz="1"/>
+              <w:right w:val="single" w:color="CBD5E1" w:sz="1"/>
+            </w:tcBorders>
+            <w:shd w:fill="F8FAFC" w:val="clear"/>
+            <w:tcMar>
+              <w:top w:type="dxa" w:w="80"/>
+              <w:left w:type="dxa" w:w="120"/>
+              <w:bottom w:type="dxa" w:w="80"/>
+              <w:right w:type="dxa" w:w="120"/>
+            </w:tcMar>
+          </w:tcPr>
+          <w:p>
+            <w:r>
+              <w:rPr>
+                <w:rFonts w:ascii="Arial" w:cs="Arial" w:eastAsia="Arial" w:hAnsi="Arial"/>
+                <w:b/>
+                <w:bCs/>
+                <w:color w:val="1E293B"/>
+                <w:sz w:val="20"/>
+                <w:szCs w:val="20"/>
+              </w:rPr>
+              <w:t xml:space="preserve">Section 4: Deploying</w:t>
+            </w:r>
+          </w:p>
+        </w:tc>
+        <w:tc>
+          <w:tcPr>
+            <w:tcW w:type="dxa" w:w="5860"/>
+            <w:tcBorders>
+              <w:top w:val="single" w:color="CBD5E1" w:sz="1"/>
+              <w:left w:val="single" w:color="CBD5E1" w:sz="1"/>
+              <w:bottom w:val="single" w:color="CBD5E1" w:sz="1"/>
+              <w:right w:val="single" w:color="CBD5E1" w:sz="1"/>
+            </w:tcBorders>
+            <w:shd w:fill="F8FAFC" w:val="clear"/>
+            <w:tcMar>
+              <w:top w:type="dxa" w:w="80"/>
+              <w:left w:type="dxa" w:w="120"/>
+              <w:bottom w:type="dxa" w:w="80"/>
+              <w:right w:type="dxa" w:w="120"/>
+            </w:tcMar>
+          </w:tcPr>
+          <w:p>
+            <w:r>
+              <w:rPr>
+                <w:rFonts w:ascii="Arial" w:cs="Arial" w:eastAsia="Arial" w:hAnsi="Arial"/>
+                <w:color w:val="1E293B"/>
+                <w:sz w:val="20"/>
+                <w:szCs w:val="20"/>
+              </w:rPr>
+              <w:t xml:space="preserve">Deploy live to Testnet Bradbury step by step</w:t>
+            </w:r>
+          </w:p>
+        </w:tc>
+      </w:tr>
+      <w:tr>
+        <w:tc>
+          <w:tcPr>
+            <w:tcW w:type="dxa" w:w="3500"/>
+            <w:tcBorders>
+              <w:top w:val="single" w:color="CBD5E1" w:sz="1"/>
+              <w:left w:val="single" w:color="CBD5E1" w:sz="1"/>
+              <w:bottom w:val="single" w:color="CBD5E1" w:sz="1"/>
+              <w:right w:val="single" w:color="CBD5E1" w:sz="1"/>
+            </w:tcBorders>
+            <w:shd w:fill="FFFFFF" w:val="clear"/>
+            <w:tcMar>
+              <w:top w:type="dxa" w:w="80"/>
+              <w:left w:type="dxa" w:w="120"/>
+              <w:bottom w:type="dxa" w:w="80"/>
+              <w:right w:type="dxa" w:w="120"/>
+            </w:tcMar>
+          </w:tcPr>
+          <w:p>
+            <w:r>
+              <w:rPr>
+                <w:rFonts w:ascii="Arial" w:cs="Arial" w:eastAsia="Arial" w:hAnsi="Arial"/>
+                <w:b/>
+                <w:bCs/>
+                <w:color w:val="1E293B"/>
+                <w:sz w:val="20"/>
+                <w:szCs w:val="20"/>
+              </w:rPr>
+              <w:t xml:space="preserve">Section 5: Interacting</w:t>
+            </w:r>
+          </w:p>
+        </w:tc>
+        <w:tc>
+          <w:tcPr>
+            <w:tcW w:type="dxa" w:w="5860"/>
+            <w:tcBorders>
+              <w:top w:val="single" w:color="CBD5E1" w:sz="1"/>
+              <w:left w:val="single" w:color="CBD5E1" w:sz="1"/>
+              <w:bottom w:val="single" w:color="CBD5E1" w:sz="1"/>
+              <w:right w:val="single" w:color="CBD5E1" w:sz="1"/>
+            </w:tcBorders>
+            <w:shd w:fill="FFFFFF" w:val="clear"/>
+            <w:tcMar>
+              <w:top w:type="dxa" w:w="80"/>
+              <w:left w:type="dxa" w:w="120"/>
+              <w:bottom w:type="dxa" w:w="80"/>
+              <w:right w:type="dxa" w:w="120"/>
+            </w:tcMar>
+          </w:tcPr>
+          <w:p>
+            <w:r>
+              <w:rPr>
+                <w:rFonts w:ascii="Arial" w:cs="Arial" w:eastAsia="Arial" w:hAnsi="Arial"/>
+                <w:color w:val="1E293B"/>
+                <w:sz w:val="20"/>
+                <w:szCs w:val="20"/>
+              </w:rPr>
+              <w:t xml:space="preserve">Call your contract and read AI results</w:t>
+            </w:r>
+          </w:p>
+        </w:tc>
+      </w:tr>
+      <w:tr>
+        <w:tc>
+          <w:tcPr>
+            <w:tcW w:type="dxa" w:w="3500"/>
+            <w:tcBorders>
+              <w:top w:val="single" w:color="CBD5E1" w:sz="1"/>
+              <w:left w:val="single" w:color="CBD5E1" w:sz="1"/>
+              <w:bottom w:val="single" w:color="CBD5E1" w:sz="1"/>
+              <w:right w:val="single" w:color="CBD5E1" w:sz="1"/>
+            </w:tcBorders>
+            <w:shd w:fill="F8FAFC" w:val="clear"/>
+            <w:tcMar>
+              <w:top w:type="dxa" w:w="80"/>
+              <w:left w:type="dxa" w:w="120"/>
+              <w:bottom w:type="dxa" w:w="80"/>
+              <w:right w:type="dxa" w:w="120"/>
+            </w:tcMar>
+          </w:tcPr>
+          <w:p>
+            <w:r>
+              <w:rPr>
+                <w:rFonts w:ascii="Arial" w:cs="Arial" w:eastAsia="Arial" w:hAnsi="Arial"/>
+                <w:b/>
+                <w:bCs/>
+                <w:color w:val="1E293B"/>
+                <w:sz w:val="20"/>
+                <w:szCs w:val="20"/>
+              </w:rPr>
+              <w:t xml:space="preserve">Section 6: The Explorer</w:t>
+            </w:r>
+          </w:p>
+        </w:tc>
+        <w:tc>
+          <w:tcPr>
+            <w:tcW w:type="dxa" w:w="5860"/>
+            <w:tcBorders>
+              <w:top w:val="single" w:color="CBD5E1" w:sz="1"/>
+              <w:left w:val="single" w:color="CBD5E1" w:sz="1"/>
+              <w:bottom w:val="single" w:color="CBD5E1" w:sz="1"/>
+              <w:right w:val="single" w:color="CBD5E1" w:sz="1"/>
+            </w:tcBorders>
+            <w:shd w:fill="F8FAFC" w:val="clear"/>
+            <w:tcMar>
+              <w:top w:type="dxa" w:w="80"/>
+              <w:left w:type="dxa" w:w="120"/>
+              <w:bottom w:type="dxa" w:w="80"/>
+              <w:right w:type="dxa" w:w="120"/>
+            </w:tcMar>
+          </w:tcPr>
+          <w:p>
+            <w:r>
+              <w:rPr>
+                <w:rFonts w:ascii="Arial" w:cs="Arial" w:eastAsia="Arial" w:hAnsi="Arial"/>
+                <w:color w:val="1E293B"/>
+                <w:sz w:val="20"/>
+                <w:szCs w:val="20"/>
+              </w:rPr>
+              <w:t xml:space="preserve">View your transaction on the blockchain</w:t>
+            </w:r>
+          </w:p>
+        </w:tc>
+      </w:tr>
+      <w:tr>
+        <w:tc>
+          <w:tcPr>
+            <w:tcW w:type="dxa" w:w="3500"/>
+            <w:tcBorders>
+              <w:top w:val="single" w:color="CBD5E1" w:sz="1"/>
+              <w:left w:val="single" w:color="CBD5E1" w:sz="1"/>
+              <w:bottom w:val="single" w:color="CBD5E1" w:sz="1"/>
+              <w:right w:val="single" w:color="CBD5E1" w:sz="1"/>
+            </w:tcBorders>
+            <w:shd w:fill="FFFFFF" w:val="clear"/>
+            <w:tcMar>
+              <w:top w:type="dxa" w:w="80"/>
+              <w:left w:type="dxa" w:w="120"/>
+              <w:bottom w:type="dxa" w:w="80"/>
+              <w:right w:type="dxa" w:w="120"/>
+            </w:tcMar>
+          </w:tcPr>
+          <w:p>
+            <w:r>
+              <w:rPr>
+                <w:rFonts w:ascii="Arial" w:cs="Arial" w:eastAsia="Arial" w:hAnsi="Arial"/>
+                <w:b/>
+                <w:bCs/>
+                <w:color w:val="1E293B"/>
+                <w:sz w:val="20"/>
+                <w:szCs w:val="20"/>
+              </w:rPr>
+              <w:t xml:space="preserve">Section 7: Troubleshooting</w:t>
+            </w:r>
+          </w:p>
+        </w:tc>
+        <w:tc>
+          <w:tcPr>
+            <w:tcW w:type="dxa" w:w="5860"/>
+            <w:tcBorders>
+              <w:top w:val="single" w:color="CBD5E1" w:sz="1"/>
+              <w:left w:val="single" w:color="CBD5E1" w:sz="1"/>
+              <w:bottom w:val="single" w:color="CBD5E1" w:sz="1"/>
+              <w:right w:val="single" w:color="CBD5E1" w:sz="1"/>
+            </w:tcBorders>
+            <w:shd w:fill="FFFFFF" w:val="clear"/>
+            <w:tcMar>
+              <w:top w:type="dxa" w:w="80"/>
+              <w:left w:type="dxa" w:w="120"/>
+              <w:bottom w:type="dxa" w:w="80"/>
+              <w:right w:type="dxa" w:w="120"/>
+            </w:tcMar>
+          </w:tcPr>
+          <w:p>
+            <w:r>
+              <w:rPr>
+                <w:rFonts w:ascii="Arial" w:cs="Arial" w:eastAsia="Arial" w:hAnsi="Arial"/>
+                <w:color w:val="1E293B"/>
+                <w:sz w:val="20"/>
+                <w:szCs w:val="20"/>
+              </w:rPr>
+              <w:t xml:space="preserve">Fix the most common errors</w:t>
+            </w:r>
+          </w:p>
+        </w:tc>
+      </w:tr>
+      <w:tr>
+        <w:tc>
+          <w:tcPr>
+            <w:tcW w:type="dxa" w:w="3500"/>
+            <w:tcBorders>
+              <w:top w:val="single" w:color="CBD5E1" w:sz="1"/>
+              <w:left w:val="single" w:color="CBD5E1" w:sz="1"/>
+              <w:bottom w:val="single" w:color="CBD5E1" w:sz="1"/>
+              <w:right w:val="single" w:color="CBD5E1" w:sz="1"/>
+            </w:tcBorders>
+            <w:shd w:fill="F8FAFC" w:val="clear"/>
+            <w:tcMar>
+              <w:top w:type="dxa" w:w="80"/>
+              <w:left w:type="dxa" w:w="120"/>
+              <w:bottom w:type="dxa" w:w="80"/>
+              <w:right w:type="dxa" w:w="120"/>
+            </w:tcMar>
+          </w:tcPr>
+          <w:p>
+            <w:r>
+              <w:rPr>
+                <w:rFonts w:ascii="Arial" w:cs="Arial" w:eastAsia="Arial" w:hAnsi="Arial"/>
+                <w:b/>
+                <w:bCs/>
+                <w:color w:val="1E293B"/>
+                <w:sz w:val="20"/>
+                <w:szCs w:val="20"/>
+              </w:rPr>
+              <w:t xml:space="preserve">Section 8: Next Steps</w:t>
+            </w:r>
+          </w:p>
+        </w:tc>
+        <w:tc>
+          <w:tcPr>
+            <w:tcW w:type="dxa" w:w="5860"/>
+            <w:tcBorders>
+              <w:top w:val="single" w:color="CBD5E1" w:sz="1"/>
+              <w:left w:val="single" w:color="CBD5E1" w:sz="1"/>
+              <w:bottom w:val="single" w:color="CBD5E1" w:sz="1"/>
+              <w:right w:val="single" w:color="CBD5E1" w:sz="1"/>
+            </w:tcBorders>
+            <w:shd w:fill="F8FAFC" w:val="clear"/>
+            <w:tcMar>
+              <w:top w:type="dxa" w:w="80"/>
+              <w:left w:type="dxa" w:w="120"/>
+              <w:bottom w:type="dxa" w:w="80"/>
+              <w:right w:type="dxa" w:w="120"/>
+            </w:tcMar>
+          </w:tcPr>
+          <w:p>
+            <w:r>
+              <w:rPr>
+                <w:rFonts w:ascii="Arial" w:cs="Arial" w:eastAsia="Arial" w:hAnsi="Arial"/>
+                <w:color w:val="1E293B"/>
+                <w:sz w:val="20"/>
+                <w:szCs w:val="20"/>
+              </w:rPr>
+              <w:t xml:space="preserve">Where to go after you finish</w:t>
+            </w:r>
+          </w:p>
+        </w:tc>
+      </w:tr>
+    </w:tbl>
+    <w:p>
+      <w:pPr>
+        <w:spacing w:after="0" w:before="120"/>
+      </w:pPr>
+      <w:r>
+        <w:t xml:space="preserve"/>
+      </w:r>
+    </w:p>
+    <w:p>
+      <w:pPr>
+        <w:pStyle w:val="Heading2"/>
+        <w:spacing w:after="150" w:before="300"/>
+      </w:pPr>
+      <w:r>
+        <w:rPr>
+          <w:rFonts w:ascii="Arial" w:cs="Arial" w:eastAsia="Arial" w:hAnsi="Arial"/>
+          <w:b/>
+          <w:bCs/>
+          <w:color w:val="1A56DB"/>
+          <w:sz w:val="28"/>
+          <w:szCs w:val="28"/>
+        </w:rPr>
+        <w:t xml:space="preserve">A Note on Errors</w:t>
+      </w:r>
+    </w:p>
+    <w:p>
+      <w:pPr>
+        <w:spacing w:after="120" w:before="80"/>
+      </w:pPr>
+      <w:r>
+        <w:rPr>
+          <w:rFonts w:ascii="Arial" w:cs="Arial" w:eastAsia="Arial" w:hAnsi="Arial"/>
+          <w:color w:val="1E293B"/>
+          <w:sz w:val="22"/>
+          <w:szCs w:val="22"/>
+        </w:rPr>
+        <w:t xml:space="preserve">You may hit errors along the way — that is completely normal and expected, even for experienced developers. Section 7 covers the most common ones with exact fixes. If you get stuck, the GenLayer Discord community is very active and helpful.</w:t>
+      </w:r>
+    </w:p>
+    <w:p>
+      <w:pPr>
+        <w:spacing w:after="0" w:before="120"/>
+      </w:pPr>
+      <w:r>
+        <w:t xml:space="preserve"/>
+      </w:r>
+    </w:p>
+    <w:p>
+      <w:pPr>
+        <w:pStyle w:val="Heading2"/>
+        <w:spacing w:after="150" w:before="300"/>
+      </w:pPr>
+      <w:r>
+        <w:rPr>
+          <w:rFonts w:ascii="Arial" w:cs="Arial" w:eastAsia="Arial" w:hAnsi="Arial"/>
+          <w:b/>
+          <w:bCs/>
+          <w:color w:val="1A56DB"/>
+          <w:sz w:val="28"/>
+          <w:szCs w:val="28"/>
+        </w:rPr>
+        <w:t xml:space="preserve">About Testnet Bradbury</w:t>
+      </w:r>
+    </w:p>
+    <w:tbl>
+      <w:tblPr>
+        <w:tblW w:type="dxa" w:w="9360"/>
+        <w:tblBorders>
+          <w:top w:val="single" w:color="auto" w:sz="4"/>
+          <w:left w:val="single" w:color="auto" w:sz="4"/>
+          <w:bottom w:val="single" w:color="auto" w:sz="4"/>
+          <w:right w:val="single" w:color="auto" w:sz="4"/>
+          <w:insideH w:val="single" w:color="auto" w:sz="4"/>
+          <w:insideV w:val="single" w:color="auto" w:sz="4"/>
+        </w:tblBorders>
+      </w:tblPr>
+      <w:tblGrid>
+        <w:gridCol w:w="9360"/>
+      </w:tblGrid>
+      <w:tr>
+        <w:tc>
+          <w:tcPr>
+            <w:tcW w:type="dxa" w:w="9360"/>
+            <w:tcBorders>
+              <w:top w:val="single" w:color="CBD5E1" w:sz="1"/>
+              <w:left w:val="single" w:color="CBD5E1" w:sz="1"/>
+              <w:bottom w:val="single" w:color="CBD5E1" w:sz="1"/>
+              <w:right w:val="single" w:color="CBD5E1" w:sz="1"/>
+            </w:tcBorders>
+            <w:shd w:fill="DBEAFE" w:val="clear"/>
+            <w:tcMar>
+              <w:top w:type="dxa" w:w="120"/>
+              <w:left w:type="dxa" w:w="200"/>
+              <w:bottom w:type="dxa" w:w="120"/>
+              <w:right w:type="dxa" w:w="200"/>
+            </w:tcMar>
+          </w:tcPr>
+          <w:p>
+            <w:pPr>
+              <w:spacing w:after="80" w:before="60"/>
+            </w:pPr>
+            <w:r>
+              <w:rPr>
+                <w:rFonts w:ascii="Arial" w:cs="Arial" w:eastAsia="Arial" w:hAnsi="Arial"/>
+                <w:b/>
+                <w:bCs/>
+                <w:color w:val="1A56DB"/>
+                <w:sz w:val="22"/>
+                <w:szCs w:val="22"/>
+              </w:rPr>
+              <w:t xml:space="preserve">What is a testnet?</w:t>
+            </w:r>
+          </w:p>
+          <w:p>
+            <w:pPr>
+              <w:spacing w:after="40" w:before="40"/>
+            </w:pPr>
+            <w:r>
+              <w:rPr>
+                <w:rFonts w:ascii="Arial" w:cs="Arial" w:eastAsia="Arial" w:hAnsi="Arial"/>
+                <w:color w:val="1E293B"/>
+                <w:sz w:val="20"/>
+                <w:szCs w:val="20"/>
+              </w:rPr>
+              <w:t xml:space="preserve">A testnet is a practice version of a blockchain. It works exactly like the real thing,</w:t>
+            </w:r>
+          </w:p>
+          <w:p>
+            <w:pPr>
+              <w:spacing w:after="40" w:before="40"/>
+            </w:pPr>
+            <w:r>
+              <w:rPr>
+                <w:rFonts w:ascii="Arial" w:cs="Arial" w:eastAsia="Arial" w:hAnsi="Arial"/>
+                <w:color w:val="1E293B"/>
+                <w:sz w:val="20"/>
+                <w:szCs w:val="20"/>
+              </w:rPr>
+              <w:t xml:space="preserve">but the tokens have no real-world value. This means you can deploy contracts, make</w:t>
+            </w:r>
+          </w:p>
+          <w:p>
+            <w:pPr>
+              <w:spacing w:after="40" w:before="40"/>
+            </w:pPr>
+            <w:r>
+              <w:rPr>
+                <w:rFonts w:ascii="Arial" w:cs="Arial" w:eastAsia="Arial" w:hAnsi="Arial"/>
+                <w:color w:val="1E293B"/>
+                <w:sz w:val="20"/>
+                <w:szCs w:val="20"/>
+              </w:rPr>
+              <w:t xml:space="preserve">mistakes, and experiment freely — without any financial risk.</w:t>
+            </w:r>
+          </w:p>
+          <w:p>
+            <w:pPr>
+              <w:spacing w:after="40" w:before="40"/>
+            </w:pPr>
+            <w:r>
+              <w:rPr>
+                <w:rFonts w:ascii="Arial" w:cs="Arial" w:eastAsia="Arial" w:hAnsi="Arial"/>
+                <w:color w:val="1E293B"/>
+                <w:sz w:val="20"/>
+                <w:szCs w:val="20"/>
+              </w:rPr>
+              <w:t xml:space="preserve"/>
+            </w:r>
+          </w:p>
+          <w:p>
+            <w:pPr>
+              <w:spacing w:after="40" w:before="40"/>
+            </w:pPr>
+            <w:r>
+              <w:rPr>
+                <w:rFonts w:ascii="Arial" w:cs="Arial" w:eastAsia="Arial" w:hAnsi="Arial"/>
+                <w:color w:val="1E293B"/>
+                <w:sz w:val="20"/>
+                <w:szCs w:val="20"/>
+              </w:rPr>
+              <w:t xml:space="preserve">Testnet Bradbury is GenLayer's second testnet, where validators use real AI models</w:t>
+            </w:r>
+          </w:p>
+          <w:p>
+            <w:pPr>
+              <w:spacing w:after="40" w:before="40"/>
+            </w:pPr>
+            <w:r>
+              <w:rPr>
+                <w:rFonts w:ascii="Arial" w:cs="Arial" w:eastAsia="Arial" w:hAnsi="Arial"/>
+                <w:color w:val="1E293B"/>
+                <w:sz w:val="20"/>
+                <w:szCs w:val="20"/>
+              </w:rPr>
+              <w:t xml:space="preserve">of their own choosing. This is what makes your contracts genuinely intelligent.</w:t>
+            </w:r>
+          </w:p>
+        </w:tc>
+      </w:tr>
+    </w:tbl>
+    <w:p>
+      <w:pPr>
+        <w:spacing w:after="0" w:before="120"/>
+      </w:pPr>
+      <w:r>
+        <w:t xml:space="preserve"/>
+      </w:r>
+    </w:p>
+    <w:p>
+      <w:pPr>
+        <w:pStyle w:val="Heading2"/>
+        <w:spacing w:after="150" w:before="300"/>
+      </w:pPr>
+      <w:r>
+        <w:rPr>
+          <w:rFonts w:ascii="Arial" w:cs="Arial" w:eastAsia="Arial" w:hAnsi="Arial"/>
+          <w:b/>
+          <w:bCs/>
+          <w:color w:val="1A56DB"/>
+          <w:sz w:val="28"/>
+          <w:szCs w:val="28"/>
+        </w:rPr>
+        <w:t xml:space="preserve">Quick Reference: Key URLs</w:t>
+      </w:r>
+    </w:p>
+    <w:tbl>
+      <w:tblPr>
+        <w:tblW w:type="dxa" w:w="9360"/>
+        <w:tblBorders>
+          <w:top w:val="single" w:color="auto" w:sz="4"/>
+          <w:left w:val="single" w:color="auto" w:sz="4"/>
+          <w:bottom w:val="single" w:color="auto" w:sz="4"/>
+          <w:right w:val="single" w:color="auto" w:sz="4"/>
+          <w:insideH w:val="single" w:color="auto" w:sz="4"/>
+          <w:insideV w:val="single" w:color="auto" w:sz="4"/>
+        </w:tblBorders>
+      </w:tblPr>
+      <w:tblGrid>
+        <w:gridCol w:w="3500"/>
+        <w:gridCol w:w="5860"/>
+      </w:tblGrid>
+      <w:tr>
+        <w:tc>
+          <w:tcPr>
+            <w:tcW w:type="dxa" w:w="3500"/>
+            <w:tcBorders>
+              <w:top w:val="single" w:color="CBD5E1" w:sz="1"/>
+              <w:left w:val="single" w:color="CBD5E1" w:sz="1"/>
+              <w:bottom w:val="single" w:color="CBD5E1" w:sz="1"/>
+              <w:right w:val="single" w:color="CBD5E1" w:sz="1"/>
+            </w:tcBorders>
+            <w:shd w:fill="1A56DB" w:val="clear"/>
+            <w:tcMar>
+              <w:top w:type="dxa" w:w="80"/>
+              <w:left w:type="dxa" w:w="120"/>
+              <w:bottom w:type="dxa" w:w="80"/>
+              <w:right w:type="dxa" w:w="120"/>
+            </w:tcMar>
+          </w:tcPr>
+          <w:p>
+            <w:r>
+              <w:rPr>
+                <w:rFonts w:ascii="Arial" w:cs="Arial" w:eastAsia="Arial" w:hAnsi="Arial"/>
+                <w:b/>
+                <w:bCs/>
+                <w:color w:val="FFFFFF"/>
+                <w:sz w:val="20"/>
+                <w:szCs w:val="20"/>
+              </w:rPr>
+              <w:t xml:space="preserve">What</w:t>
+            </w:r>
+          </w:p>
+        </w:tc>
+        <w:tc>
+          <w:tcPr>
+            <w:tcW w:type="dxa" w:w="5860"/>
+            <w:tcBorders>
+              <w:top w:val="single" w:color="CBD5E1" w:sz="1"/>
+              <w:left w:val="single" w:color="CBD5E1" w:sz="1"/>
+              <w:bottom w:val="single" w:color="CBD5E1" w:sz="1"/>
+              <w:right w:val="single" w:color="CBD5E1" w:sz="1"/>
+            </w:tcBorders>
+            <w:shd w:fill="1A56DB" w:val="clear"/>
+            <w:tcMar>
+              <w:top w:type="dxa" w:w="80"/>
+              <w:left w:type="dxa" w:w="120"/>
+              <w:bottom w:type="dxa" w:w="80"/>
+              <w:right w:type="dxa" w:w="120"/>
+            </w:tcMar>
+          </w:tcPr>
+          <w:p>
+            <w:r>
+              <w:rPr>
+                <w:rFonts w:ascii="Arial" w:cs="Arial" w:eastAsia="Arial" w:hAnsi="Arial"/>
+                <w:b/>
+                <w:bCs/>
+                <w:color w:val="FFFFFF"/>
+                <w:sz w:val="20"/>
+                <w:szCs w:val="20"/>
+              </w:rPr>
+              <w:t xml:space="preserve">URL</w:t>
+            </w:r>
+          </w:p>
+        </w:tc>
+      </w:tr>
+      <w:tr>
+        <w:tc>
+          <w:tcPr>
+            <w:tcW w:type="dxa" w:w="3500"/>
+            <w:tcBorders>
+              <w:top w:val="single" w:color="CBD5E1" w:sz="1"/>
+              <w:left w:val="single" w:color="CBD5E1" w:sz="1"/>
+              <w:bottom w:val="single" w:color="CBD5E1" w:sz="1"/>
+              <w:right w:val="single" w:color="CBD5E1" w:sz="1"/>
+            </w:tcBorders>
+            <w:shd w:fill="FFFFFF" w:val="clear"/>
+            <w:tcMar>
+              <w:top w:type="dxa" w:w="80"/>
+              <w:left w:type="dxa" w:w="120"/>
+              <w:bottom w:type="dxa" w:w="80"/>
+              <w:right w:type="dxa" w:w="120"/>
+            </w:tcMar>
+          </w:tcPr>
+          <w:p>
+            <w:r>
+              <w:rPr>
+                <w:rFonts w:ascii="Arial" w:cs="Arial" w:eastAsia="Arial" w:hAnsi="Arial"/>
+                <w:b/>
+                <w:bCs/>
+                <w:color w:val="1E293B"/>
+                <w:sz w:val="20"/>
+                <w:szCs w:val="20"/>
+              </w:rPr>
+              <w:t xml:space="preserve">GenLayer Studio (deploy contracts)</w:t>
+            </w:r>
+          </w:p>
+        </w:tc>
+        <w:tc>
+          <w:tcPr>
+            <w:tcW w:type="dxa" w:w="5860"/>
+            <w:tcBorders>
+              <w:top w:val="single" w:color="CBD5E1" w:sz="1"/>
+              <w:left w:val="single" w:color="CBD5E1" w:sz="1"/>
+              <w:bottom w:val="single" w:color="CBD5E1" w:sz="1"/>
+              <w:right w:val="single" w:color="CBD5E1" w:sz="1"/>
+            </w:tcBorders>
+            <w:shd w:fill="FFFFFF" w:val="clear"/>
+            <w:tcMar>
+              <w:top w:type="dxa" w:w="80"/>
+              <w:left w:type="dxa" w:w="120"/>
+              <w:bottom w:type="dxa" w:w="80"/>
+              <w:right w:type="dxa" w:w="120"/>
+            </w:tcMar>
+          </w:tcPr>
+          <w:p>
+            <w:r>
+              <w:rPr>
+                <w:rFonts w:ascii="Arial" w:cs="Arial" w:eastAsia="Arial" w:hAnsi="Arial"/>
+                <w:color w:val="1E293B"/>
+                <w:sz w:val="20"/>
+                <w:szCs w:val="20"/>
+              </w:rPr>
+              <w:t xml:space="preserve">studio.genlayer.com</w:t>
+            </w:r>
+          </w:p>
+        </w:tc>
+      </w:tr>
+      <w:tr>
+        <w:tc>
+          <w:tcPr>
+            <w:tcW w:type="dxa" w:w="3500"/>
+            <w:tcBorders>
+              <w:top w:val="single" w:color="CBD5E1" w:sz="1"/>
+              <w:left w:val="single" w:color="CBD5E1" w:sz="1"/>
+              <w:bottom w:val="single" w:color="CBD5E1" w:sz="1"/>
+              <w:right w:val="single" w:color="CBD5E1" w:sz="1"/>
+            </w:tcBorders>
+            <w:shd w:fill="F8FAFC" w:val="clear"/>
+            <w:tcMar>
+              <w:top w:type="dxa" w:w="80"/>
+              <w:left w:type="dxa" w:w="120"/>
+              <w:bottom w:type="dxa" w:w="80"/>
+              <w:right w:type="dxa" w:w="120"/>
+            </w:tcMar>
+          </w:tcPr>
+          <w:p>
+            <w:r>
+              <w:rPr>
+                <w:rFonts w:ascii="Arial" w:cs="Arial" w:eastAsia="Arial" w:hAnsi="Arial"/>
+                <w:b/>
+                <w:bCs/>
+                <w:color w:val="1E293B"/>
+                <w:sz w:val="20"/>
+                <w:szCs w:val="20"/>
+              </w:rPr>
+              <w:t xml:space="preserve">Testnet Faucet (free tokens)</w:t>
+            </w:r>
+          </w:p>
+        </w:tc>
+        <w:tc>
+          <w:tcPr>
+            <w:tcW w:type="dxa" w:w="5860"/>
+            <w:tcBorders>
+              <w:top w:val="single" w:color="CBD5E1" w:sz="1"/>
+              <w:left w:val="single" w:color="CBD5E1" w:sz="1"/>
+              <w:bottom w:val="single" w:color="CBD5E1" w:sz="1"/>
+              <w:right w:val="single" w:color="CBD5E1" w:sz="1"/>
+            </w:tcBorders>
+            <w:shd w:fill="F8FAFC" w:val="clear"/>
+            <w:tcMar>
+              <w:top w:type="dxa" w:w="80"/>
+              <w:left w:type="dxa" w:w="120"/>
+              <w:bottom w:type="dxa" w:w="80"/>
+              <w:right w:type="dxa" w:w="120"/>
+            </w:tcMar>
+          </w:tcPr>
+          <w:p>
+            <w:r>
+              <w:rPr>
+                <w:rFonts w:ascii="Arial" w:cs="Arial" w:eastAsia="Arial" w:hAnsi="Arial"/>
+                <w:color w:val="1E293B"/>
+                <w:sz w:val="20"/>
+                <w:szCs w:val="20"/>
+              </w:rPr>
+              <w:t xml:space="preserve">faucet.genlayer.com</w:t>
+            </w:r>
+          </w:p>
+        </w:tc>
+      </w:tr>
+      <w:tr>
+        <w:tc>
+          <w:tcPr>
+            <w:tcW w:type="dxa" w:w="3500"/>
+            <w:tcBorders>
+              <w:top w:val="single" w:color="CBD5E1" w:sz="1"/>
+              <w:left w:val="single" w:color="CBD5E1" w:sz="1"/>
+              <w:bottom w:val="single" w:color="CBD5E1" w:sz="1"/>
+              <w:right w:val="single" w:color="CBD5E1" w:sz="1"/>
+            </w:tcBorders>
+            <w:shd w:fill="FFFFFF" w:val="clear"/>
+            <w:tcMar>
+              <w:top w:type="dxa" w:w="80"/>
+              <w:left w:type="dxa" w:w="120"/>
+              <w:bottom w:type="dxa" w:w="80"/>
+              <w:right w:type="dxa" w:w="120"/>
+            </w:tcMar>
+          </w:tcPr>
+          <w:p>
+            <w:r>
+              <w:rPr>
+                <w:rFonts w:ascii="Arial" w:cs="Arial" w:eastAsia="Arial" w:hAnsi="Arial"/>
+                <w:b/>
+                <w:bCs/>
+                <w:color w:val="1E293B"/>
+                <w:sz w:val="20"/>
+                <w:szCs w:val="20"/>
+              </w:rPr>
+              <w:t xml:space="preserve">Blockchain Explorer</w:t>
+            </w:r>
+          </w:p>
+        </w:tc>
+        <w:tc>
+          <w:tcPr>
+            <w:tcW w:type="dxa" w:w="5860"/>
+            <w:tcBorders>
+              <w:top w:val="single" w:color="CBD5E1" w:sz="1"/>
+              <w:left w:val="single" w:color="CBD5E1" w:sz="1"/>
+              <w:bottom w:val="single" w:color="CBD5E1" w:sz="1"/>
+              <w:right w:val="single" w:color="CBD5E1" w:sz="1"/>
+            </w:tcBorders>
+            <w:shd w:fill="FFFFFF" w:val="clear"/>
+            <w:tcMar>
+              <w:top w:type="dxa" w:w="80"/>
+              <w:left w:type="dxa" w:w="120"/>
+              <w:bottom w:type="dxa" w:w="80"/>
+              <w:right w:type="dxa" w:w="120"/>
+            </w:tcMar>
+          </w:tcPr>
+          <w:p>
+            <w:r>
+              <w:rPr>
+                <w:rFonts w:ascii="Arial" w:cs="Arial" w:eastAsia="Arial" w:hAnsi="Arial"/>
+                <w:color w:val="1E293B"/>
+                <w:sz w:val="20"/>
+                <w:szCs w:val="20"/>
+              </w:rPr>
+              <w:t xml:space="preserve">explorer-asimov.genlayer.com</w:t>
+            </w:r>
+          </w:p>
+        </w:tc>
+      </w:tr>
+      <w:tr>
+        <w:tc>
+          <w:tcPr>
+            <w:tcW w:type="dxa" w:w="3500"/>
+            <w:tcBorders>
+              <w:top w:val="single" w:color="CBD5E1" w:sz="1"/>
+              <w:left w:val="single" w:color="CBD5E1" w:sz="1"/>
+              <w:bottom w:val="single" w:color="CBD5E1" w:sz="1"/>
+              <w:right w:val="single" w:color="CBD5E1" w:sz="1"/>
+            </w:tcBorders>
+            <w:shd w:fill="F8FAFC" w:val="clear"/>
+            <w:tcMar>
+              <w:top w:type="dxa" w:w="80"/>
+              <w:left w:type="dxa" w:w="120"/>
+              <w:bottom w:type="dxa" w:w="80"/>
+              <w:right w:type="dxa" w:w="120"/>
+            </w:tcMar>
+          </w:tcPr>
+          <w:p>
+            <w:r>
+              <w:rPr>
+                <w:rFonts w:ascii="Arial" w:cs="Arial" w:eastAsia="Arial" w:hAnsi="Arial"/>
+                <w:b/>
+                <w:bCs/>
+                <w:color w:val="1E293B"/>
+                <w:sz w:val="20"/>
+                <w:szCs w:val="20"/>
+              </w:rPr>
+              <w:t xml:space="preserve">Official Documentation</w:t>
+            </w:r>
+          </w:p>
+        </w:tc>
+        <w:tc>
+          <w:tcPr>
+            <w:tcW w:type="dxa" w:w="5860"/>
+            <w:tcBorders>
+              <w:top w:val="single" w:color="CBD5E1" w:sz="1"/>
+              <w:left w:val="single" w:color="CBD5E1" w:sz="1"/>
+              <w:bottom w:val="single" w:color="CBD5E1" w:sz="1"/>
+              <w:right w:val="single" w:color="CBD5E1" w:sz="1"/>
+            </w:tcBorders>
+            <w:shd w:fill="F8FAFC" w:val="clear"/>
+            <w:tcMar>
+              <w:top w:type="dxa" w:w="80"/>
+              <w:left w:type="dxa" w:w="120"/>
+              <w:bottom w:type="dxa" w:w="80"/>
+              <w:right w:type="dxa" w:w="120"/>
+            </w:tcMar>
+          </w:tcPr>
+          <w:p>
+            <w:r>
+              <w:rPr>
+                <w:rFonts w:ascii="Arial" w:cs="Arial" w:eastAsia="Arial" w:hAnsi="Arial"/>
+                <w:color w:val="1E293B"/>
+                <w:sz w:val="20"/>
+                <w:szCs w:val="20"/>
+              </w:rPr>
+              <w:t xml:space="preserve">docs.genlayer.com</w:t>
+            </w:r>
+          </w:p>
+        </w:tc>
+      </w:tr>
+      <w:tr>
+        <w:tc>
+          <w:tcPr>
+            <w:tcW w:type="dxa" w:w="3500"/>
+            <w:tcBorders>
+              <w:top w:val="single" w:color="CBD5E1" w:sz="1"/>
+              <w:left w:val="single" w:color="CBD5E1" w:sz="1"/>
+              <w:bottom w:val="single" w:color="CBD5E1" w:sz="1"/>
+              <w:right w:val="single" w:color="CBD5E1" w:sz="1"/>
+            </w:tcBorders>
+            <w:shd w:fill="FFFFFF" w:val="clear"/>
+            <w:tcMar>
+              <w:top w:type="dxa" w:w="80"/>
+              <w:left w:type="dxa" w:w="120"/>
+              <w:bottom w:type="dxa" w:w="80"/>
+              <w:right w:type="dxa" w:w="120"/>
+            </w:tcMar>
+          </w:tcPr>
+          <w:p>
+            <w:r>
+              <w:rPr>
+                <w:rFonts w:ascii="Arial" w:cs="Arial" w:eastAsia="Arial" w:hAnsi="Arial"/>
+                <w:b/>
+                <w:bCs/>
+                <w:color w:val="1E293B"/>
+                <w:sz w:val="20"/>
+                <w:szCs w:val="20"/>
+              </w:rPr>
+              <w:t xml:space="preserve">Community Discord</w:t>
+            </w:r>
+          </w:p>
+        </w:tc>
+        <w:tc>
+          <w:tcPr>
+            <w:tcW w:type="dxa" w:w="5860"/>
+            <w:tcBorders>
+              <w:top w:val="single" w:color="CBD5E1" w:sz="1"/>
+              <w:left w:val="single" w:color="CBD5E1" w:sz="1"/>
+              <w:bottom w:val="single" w:color="CBD5E1" w:sz="1"/>
+              <w:right w:val="single" w:color="CBD5E1" w:sz="1"/>
+            </w:tcBorders>
+            <w:shd w:fill="FFFFFF" w:val="clear"/>
+            <w:tcMar>
+              <w:top w:type="dxa" w:w="80"/>
+              <w:left w:type="dxa" w:w="120"/>
+              <w:bottom w:type="dxa" w:w="80"/>
+              <w:right w:type="dxa" w:w="120"/>
+            </w:tcMar>
+          </w:tcPr>
+          <w:p>
+            <w:r>
+              <w:rPr>
+                <w:rFonts w:ascii="Arial" w:cs="Arial" w:eastAsia="Arial" w:hAnsi="Arial"/>
+                <w:color w:val="1E293B"/>
+                <w:sz w:val="20"/>
+                <w:szCs w:val="20"/>
+              </w:rPr>
+              <w:t xml:space="preserve">discord.gg/genlayer</w:t>
+            </w:r>
+          </w:p>
+        </w:tc>
+      </w:tr>
+    </w:tbl>
+    <w:p>
+      <w:pPr>
+        <w:spacing w:after="0" w:before="200"/>
+      </w:pPr>
+      <w:r>
+        <w:t xml:space="preserve"/>
+      </w:r>
+    </w:p>
+    <w:p>
+      <w:pPr>
+        <w:pBdr>
+          <w:bottom w:val="single" w:color="CBD5E1" w:sz="4"/>
+        </w:pBdr>
+        <w:spacing w:after="200" w:before="0"/>
+      </w:pPr>
+      <w:r>
+        <w:t xml:space="preserve"/>
+      </w:r>
+    </w:p>
+    <w:p>
+      <w:pPr>
+        <w:spacing w:after="120" w:before="120"/>
+      </w:pPr>
+      <w:r>
+        <w:rPr>
+          <w:rFonts w:ascii="Arial" w:cs="Arial" w:eastAsia="Arial" w:hAnsi="Arial"/>
+          <w:b/>
+          <w:bCs/>
+          <w:i/>
+          <w:iCs/>
+          <w:color w:val="1A56DB"/>
+          <w:sz w:val="26"/>
+          <w:szCs w:val="26"/>
+        </w:rPr>
+        <w:t xml:space="preserve">Ready? Let's build something intelligent.</w:t>
+      </w:r>
+    </w:p>
+    <w:p>
+      <w:r>
+        <w:br w:type="page"/>
       </w:r>
     </w:p>
     <w:p>
